--- a/word/表1 ECMO 设备及耗材日常核查清单(1).docx
+++ b/word/表1 ECMO 设备及耗材日常核查清单(1).docx
@@ -4,6 +4,8 @@
   <w:body>
     <w:p>
       <w:pPr>
+        <w:snapToGrid w:val="0"/>
+        <w:spacing w:after="0" w:line="240" w:lineRule="auto"/>
         <w:jc w:val="center"/>
         <w:rPr>
           <w:rFonts w:ascii="Times New Roman Regular" w:hAnsi="Times New Roman Regular" w:cs="Times New Roman Regular"/>
@@ -87,6 +89,11 @@
       <w:tblPr>
         <w:tblStyle w:val="ab"/>
         <w:tblW w:w="0" w:type="auto"/>
+        <w:tblLayout w:type="fixed"/>
+        <w:tblCellMar>
+          <w:left w:w="20" w:type="dxa"/>
+          <w:right w:w="20" w:type="dxa"/>
+        </w:tblCellMar>
         <w:tblLook w:val="04A0" w:firstRow="1" w:lastRow="0" w:firstColumn="1" w:lastColumn="0" w:noHBand="0" w:noVBand="1"/>
       </w:tblPr>
       <w:tblGrid>
@@ -101,9 +108,6 @@
         <w:gridCol w:w="436"/>
       </w:tblGrid>
       <w:tr>
-        <w:trPr>
-          <w:trHeight w:val="69"/>
-        </w:trPr>
         <w:tc>
           <w:tcPr>
             <w:tcW w:w="1126" w:type="dxa"/>
@@ -112,6 +116,7 @@
           </w:tcPr>
           <w:p>
             <w:pPr>
+              <w:snapToGrid w:val="0"/>
               <w:spacing w:after="0" w:line="240" w:lineRule="auto"/>
               <w:rPr>
                 <w:rFonts w:ascii="Times New Roman Regular" w:hAnsi="Times New Roman Regular" w:cs="Times New Roman Regular"/>
@@ -137,6 +142,7 @@
           </w:tcPr>
           <w:p>
             <w:pPr>
+              <w:snapToGrid w:val="0"/>
               <w:spacing w:after="0" w:line="240" w:lineRule="auto"/>
               <w:rPr>
                 <w:rFonts w:ascii="Times New Roman Regular" w:hAnsi="Times New Roman Regular" w:cs="Times New Roman Regular"/>
@@ -201,6 +207,7 @@
           </w:tcPr>
           <w:p>
             <w:pPr>
+              <w:snapToGrid w:val="0"/>
               <w:spacing w:after="0" w:line="240" w:lineRule="auto"/>
               <w:jc w:val="center"/>
               <w:rPr>
@@ -227,6 +234,7 @@
           </w:tcPr>
           <w:p>
             <w:pPr>
+              <w:snapToGrid w:val="0"/>
               <w:spacing w:after="0" w:line="240" w:lineRule="auto"/>
               <w:jc w:val="center"/>
               <w:rPr>
@@ -247,9 +255,6 @@
         </w:tc>
       </w:tr>
       <w:tr>
-        <w:trPr>
-          <w:trHeight w:val="69"/>
-        </w:trPr>
         <w:tc>
           <w:tcPr>
             <w:tcW w:w="1126" w:type="dxa"/>
@@ -257,6 +262,7 @@
           </w:tcPr>
           <w:p>
             <w:pPr>
+              <w:snapToGrid w:val="0"/>
               <w:spacing w:after="0" w:line="240" w:lineRule="auto"/>
               <w:rPr>
                 <w:rFonts w:ascii="Times New Roman Regular" w:hAnsi="Times New Roman Regular" w:cs="Times New Roman Regular"/>
@@ -279,6 +285,7 @@
           </w:tcPr>
           <w:p>
             <w:pPr>
+              <w:snapToGrid w:val="0"/>
               <w:spacing w:after="0" w:line="240" w:lineRule="auto"/>
               <w:rPr>
                 <w:rFonts w:ascii="Times New Roman Regular" w:hAnsi="Times New Roman Regular" w:cs="Times New Roman Regular"/>
@@ -330,6 +337,7 @@
           </w:tcPr>
           <w:p>
             <w:pPr>
+              <w:snapToGrid w:val="0"/>
               <w:spacing w:after="0" w:line="240" w:lineRule="auto"/>
               <w:jc w:val="center"/>
               <w:rPr>
@@ -359,6 +367,7 @@
           </w:tcPr>
           <w:p>
             <w:pPr>
+              <w:snapToGrid w:val="0"/>
               <w:spacing w:after="0" w:line="240" w:lineRule="auto"/>
               <w:jc w:val="center"/>
               <w:rPr>
@@ -377,9 +386,6 @@
         </w:tc>
       </w:tr>
       <w:tr>
-        <w:trPr>
-          <w:trHeight w:val="69"/>
-        </w:trPr>
         <w:tc>
           <w:tcPr>
             <w:tcW w:w="10456" w:type="dxa"/>
@@ -388,6 +394,7 @@
           </w:tcPr>
           <w:p>
             <w:pPr>
+              <w:snapToGrid w:val="0"/>
               <w:spacing w:after="0" w:line="240" w:lineRule="auto"/>
               <w:rPr>
                 <w:rFonts w:ascii="Times New Roman Regular" w:hAnsi="Times New Roman Regular" w:cs="Times New Roman Regular"/>
@@ -423,9 +430,6 @@
         </w:tc>
       </w:tr>
       <w:tr>
-        <w:trPr>
-          <w:trHeight w:val="69"/>
-        </w:trPr>
         <w:tc>
           <w:tcPr>
             <w:tcW w:w="561" w:type="dxa"/>
@@ -433,6 +437,7 @@
           </w:tcPr>
           <w:p>
             <w:pPr>
+              <w:snapToGrid w:val="0"/>
               <w:spacing w:after="0" w:line="240" w:lineRule="auto"/>
               <w:jc w:val="center"/>
               <w:rPr>
@@ -459,6 +464,7 @@
           </w:tcPr>
           <w:p>
             <w:pPr>
+              <w:snapToGrid w:val="0"/>
               <w:spacing w:after="0" w:line="240" w:lineRule="auto"/>
               <w:rPr>
                 <w:rFonts w:ascii="Times New Roman Regular" w:hAnsi="Times New Roman Regular" w:cs="Times New Roman Regular"/>
@@ -483,6 +489,7 @@
           </w:tcPr>
           <w:p>
             <w:pPr>
+              <w:snapToGrid w:val="0"/>
               <w:spacing w:after="0" w:line="240" w:lineRule="auto"/>
               <w:jc w:val="center"/>
               <w:rPr>
@@ -509,6 +516,7 @@
           </w:tcPr>
           <w:p>
             <w:pPr>
+              <w:snapToGrid w:val="0"/>
               <w:spacing w:after="0" w:line="240" w:lineRule="auto"/>
               <w:jc w:val="center"/>
               <w:rPr>
@@ -534,6 +542,7 @@
           </w:tcPr>
           <w:p>
             <w:pPr>
+              <w:snapToGrid w:val="0"/>
               <w:spacing w:after="0" w:line="240" w:lineRule="auto"/>
               <w:jc w:val="center"/>
               <w:rPr>
@@ -546,15 +555,13 @@
         </w:tc>
       </w:tr>
       <w:tr>
-        <w:trPr>
-          <w:trHeight w:val="69"/>
-        </w:trPr>
         <w:tc>
           <w:tcPr>
             <w:tcW w:w="561" w:type="dxa"/>
           </w:tcPr>
           <w:p>
             <w:pPr>
+              <w:snapToGrid w:val="0"/>
               <w:spacing w:after="0" w:line="240" w:lineRule="auto"/>
               <w:jc w:val="center"/>
               <w:rPr>
@@ -576,6 +583,7 @@
           </w:tcPr>
           <w:p>
             <w:pPr>
+              <w:snapToGrid w:val="0"/>
               <w:spacing w:after="0" w:line="240" w:lineRule="auto"/>
               <w:rPr>
                 <w:rFonts w:ascii="Times New Roman Regular" w:hAnsi="Times New Roman Regular" w:cs="Times New Roman Regular"/>
@@ -601,6 +609,7 @@
           </w:tcPr>
           <w:p>
             <w:pPr>
+              <w:snapToGrid w:val="0"/>
               <w:spacing w:after="0" w:line="240" w:lineRule="auto"/>
               <w:jc w:val="center"/>
               <w:rPr>
@@ -628,6 +637,7 @@
           </w:tcPr>
           <w:p>
             <w:pPr>
+              <w:snapToGrid w:val="0"/>
               <w:spacing w:after="0" w:line="240" w:lineRule="auto"/>
               <w:jc w:val="center"/>
               <w:rPr>
@@ -648,6 +658,7 @@
           </w:tcPr>
           <w:p>
             <w:pPr>
+              <w:snapToGrid w:val="0"/>
               <w:spacing w:after="0" w:line="240" w:lineRule="auto"/>
               <w:jc w:val="center"/>
               <w:rPr>
@@ -664,15 +675,13 @@
         </w:tc>
       </w:tr>
       <w:tr>
-        <w:trPr>
-          <w:trHeight w:val="69"/>
-        </w:trPr>
         <w:tc>
           <w:tcPr>
             <w:tcW w:w="561" w:type="dxa"/>
           </w:tcPr>
           <w:p>
             <w:pPr>
+              <w:snapToGrid w:val="0"/>
               <w:spacing w:after="0" w:line="240" w:lineRule="auto"/>
               <w:jc w:val="center"/>
               <w:rPr>
@@ -694,6 +703,7 @@
           </w:tcPr>
           <w:p>
             <w:pPr>
+              <w:snapToGrid w:val="0"/>
               <w:spacing w:after="0" w:line="240" w:lineRule="auto"/>
               <w:rPr>
                 <w:rFonts w:ascii="Times New Roman Regular" w:hAnsi="Times New Roman Regular" w:cs="Times New Roman Regular"/>
@@ -713,6 +723,7 @@
           </w:tcPr>
           <w:p>
             <w:pPr>
+              <w:snapToGrid w:val="0"/>
               <w:spacing w:after="0" w:line="240" w:lineRule="auto"/>
               <w:jc w:val="center"/>
               <w:rPr>
@@ -740,6 +751,7 @@
           </w:tcPr>
           <w:p>
             <w:pPr>
+              <w:snapToGrid w:val="0"/>
               <w:spacing w:after="0" w:line="240" w:lineRule="auto"/>
               <w:jc w:val="center"/>
               <w:rPr>
@@ -772,6 +784,7 @@
           </w:tcPr>
           <w:p>
             <w:pPr>
+              <w:snapToGrid w:val="0"/>
               <w:spacing w:after="0" w:line="240" w:lineRule="auto"/>
               <w:jc w:val="center"/>
               <w:rPr>
@@ -788,15 +801,13 @@
         </w:tc>
       </w:tr>
       <w:tr>
-        <w:trPr>
-          <w:trHeight w:val="69"/>
-        </w:trPr>
         <w:tc>
           <w:tcPr>
             <w:tcW w:w="561" w:type="dxa"/>
           </w:tcPr>
           <w:p>
             <w:pPr>
+              <w:snapToGrid w:val="0"/>
               <w:spacing w:after="0" w:line="240" w:lineRule="auto"/>
               <w:jc w:val="center"/>
               <w:rPr>
@@ -818,6 +829,7 @@
           </w:tcPr>
           <w:p>
             <w:pPr>
+              <w:snapToGrid w:val="0"/>
               <w:spacing w:after="0" w:line="240" w:lineRule="auto"/>
               <w:rPr>
                 <w:rFonts w:ascii="Times New Roman Regular" w:hAnsi="Times New Roman Regular" w:cs="Times New Roman Regular"/>
@@ -837,6 +849,7 @@
           </w:tcPr>
           <w:p>
             <w:pPr>
+              <w:snapToGrid w:val="0"/>
               <w:spacing w:after="0" w:line="240" w:lineRule="auto"/>
               <w:jc w:val="center"/>
               <w:rPr>
@@ -864,6 +877,7 @@
           </w:tcPr>
           <w:p>
             <w:pPr>
+              <w:snapToGrid w:val="0"/>
               <w:spacing w:after="0" w:line="240" w:lineRule="auto"/>
               <w:jc w:val="center"/>
               <w:rPr>
@@ -884,6 +898,7 @@
           </w:tcPr>
           <w:p>
             <w:pPr>
+              <w:snapToGrid w:val="0"/>
               <w:spacing w:after="0" w:line="240" w:lineRule="auto"/>
               <w:jc w:val="center"/>
               <w:rPr>
@@ -900,15 +915,13 @@
         </w:tc>
       </w:tr>
       <w:tr>
-        <w:trPr>
-          <w:trHeight w:val="69"/>
-        </w:trPr>
         <w:tc>
           <w:tcPr>
             <w:tcW w:w="561" w:type="dxa"/>
           </w:tcPr>
           <w:p>
             <w:pPr>
+              <w:snapToGrid w:val="0"/>
               <w:spacing w:after="0" w:line="240" w:lineRule="auto"/>
               <w:jc w:val="center"/>
               <w:rPr>
@@ -930,6 +943,7 @@
           </w:tcPr>
           <w:p>
             <w:pPr>
+              <w:snapToGrid w:val="0"/>
               <w:spacing w:after="0" w:line="240" w:lineRule="auto"/>
               <w:rPr>
                 <w:rFonts w:ascii="Times New Roman Regular" w:hAnsi="Times New Roman Regular" w:cs="Times New Roman Regular"/>
@@ -949,6 +963,7 @@
           </w:tcPr>
           <w:p>
             <w:pPr>
+              <w:snapToGrid w:val="0"/>
               <w:spacing w:after="0" w:line="240" w:lineRule="auto"/>
               <w:jc w:val="center"/>
               <w:rPr>
@@ -976,6 +991,7 @@
           </w:tcPr>
           <w:p>
             <w:pPr>
+              <w:snapToGrid w:val="0"/>
               <w:spacing w:after="0" w:line="240" w:lineRule="auto"/>
               <w:jc w:val="center"/>
               <w:rPr>
@@ -996,6 +1012,7 @@
           </w:tcPr>
           <w:p>
             <w:pPr>
+              <w:snapToGrid w:val="0"/>
               <w:spacing w:after="0" w:line="240" w:lineRule="auto"/>
               <w:jc w:val="center"/>
               <w:rPr>
@@ -1012,15 +1029,13 @@
         </w:tc>
       </w:tr>
       <w:tr>
-        <w:trPr>
-          <w:trHeight w:val="69"/>
-        </w:trPr>
         <w:tc>
           <w:tcPr>
             <w:tcW w:w="561" w:type="dxa"/>
           </w:tcPr>
           <w:p>
             <w:pPr>
+              <w:snapToGrid w:val="0"/>
               <w:spacing w:after="0" w:line="240" w:lineRule="auto"/>
               <w:jc w:val="center"/>
               <w:rPr>
@@ -1042,6 +1057,7 @@
           </w:tcPr>
           <w:p>
             <w:pPr>
+              <w:snapToGrid w:val="0"/>
               <w:spacing w:after="0" w:line="240" w:lineRule="auto"/>
               <w:rPr>
                 <w:rFonts w:ascii="Times New Roman Regular" w:hAnsi="Times New Roman Regular" w:cs="Times New Roman Regular"/>
@@ -1061,6 +1077,7 @@
           </w:tcPr>
           <w:p>
             <w:pPr>
+              <w:snapToGrid w:val="0"/>
               <w:spacing w:after="0" w:line="240" w:lineRule="auto"/>
               <w:jc w:val="center"/>
               <w:rPr>
@@ -1088,6 +1105,7 @@
           </w:tcPr>
           <w:p>
             <w:pPr>
+              <w:snapToGrid w:val="0"/>
               <w:spacing w:after="0" w:line="240" w:lineRule="auto"/>
               <w:jc w:val="center"/>
               <w:rPr>
@@ -1108,6 +1126,7 @@
           </w:tcPr>
           <w:p>
             <w:pPr>
+              <w:snapToGrid w:val="0"/>
               <w:spacing w:after="0" w:line="240" w:lineRule="auto"/>
               <w:jc w:val="center"/>
               <w:rPr>
@@ -1124,15 +1143,13 @@
         </w:tc>
       </w:tr>
       <w:tr>
-        <w:trPr>
-          <w:trHeight w:val="69"/>
-        </w:trPr>
         <w:tc>
           <w:tcPr>
             <w:tcW w:w="561" w:type="dxa"/>
           </w:tcPr>
           <w:p>
             <w:pPr>
+              <w:snapToGrid w:val="0"/>
               <w:spacing w:after="0" w:line="240" w:lineRule="auto"/>
               <w:jc w:val="center"/>
               <w:rPr>
@@ -1154,6 +1171,7 @@
           </w:tcPr>
           <w:p>
             <w:pPr>
+              <w:snapToGrid w:val="0"/>
               <w:spacing w:after="0" w:line="240" w:lineRule="auto"/>
               <w:rPr>
                 <w:rFonts w:ascii="Times New Roman Regular" w:hAnsi="Times New Roman Regular" w:cs="Times New Roman Regular"/>
@@ -1185,6 +1203,7 @@
           </w:tcPr>
           <w:p>
             <w:pPr>
+              <w:snapToGrid w:val="0"/>
               <w:spacing w:after="0" w:line="240" w:lineRule="auto"/>
               <w:jc w:val="center"/>
               <w:rPr>
@@ -1212,6 +1231,7 @@
           </w:tcPr>
           <w:p>
             <w:pPr>
+              <w:snapToGrid w:val="0"/>
               <w:spacing w:after="0" w:line="240" w:lineRule="auto"/>
               <w:jc w:val="center"/>
               <w:rPr>
@@ -1232,6 +1252,7 @@
           </w:tcPr>
           <w:p>
             <w:pPr>
+              <w:snapToGrid w:val="0"/>
               <w:spacing w:after="0" w:line="240" w:lineRule="auto"/>
               <w:jc w:val="center"/>
               <w:rPr>
@@ -1248,15 +1269,13 @@
         </w:tc>
       </w:tr>
       <w:tr>
-        <w:trPr>
-          <w:trHeight w:val="69"/>
-        </w:trPr>
         <w:tc>
           <w:tcPr>
             <w:tcW w:w="561" w:type="dxa"/>
           </w:tcPr>
           <w:p>
             <w:pPr>
+              <w:snapToGrid w:val="0"/>
               <w:spacing w:after="0" w:line="240" w:lineRule="auto"/>
               <w:jc w:val="center"/>
               <w:rPr>
@@ -1278,6 +1297,7 @@
           </w:tcPr>
           <w:p>
             <w:pPr>
+              <w:snapToGrid w:val="0"/>
               <w:spacing w:after="0" w:line="240" w:lineRule="auto"/>
               <w:rPr>
                 <w:rFonts w:ascii="Times New Roman Regular" w:hAnsi="Times New Roman Regular" w:cs="Times New Roman Regular"/>
@@ -1297,6 +1317,7 @@
           </w:tcPr>
           <w:p>
             <w:pPr>
+              <w:snapToGrid w:val="0"/>
               <w:spacing w:after="0" w:line="240" w:lineRule="auto"/>
               <w:jc w:val="center"/>
               <w:rPr>
@@ -1324,6 +1345,7 @@
           </w:tcPr>
           <w:p>
             <w:pPr>
+              <w:snapToGrid w:val="0"/>
               <w:spacing w:after="0" w:line="240" w:lineRule="auto"/>
               <w:jc w:val="center"/>
               <w:rPr>
@@ -1344,6 +1366,7 @@
           </w:tcPr>
           <w:p>
             <w:pPr>
+              <w:snapToGrid w:val="0"/>
               <w:spacing w:after="0" w:line="240" w:lineRule="auto"/>
               <w:jc w:val="center"/>
               <w:rPr>
@@ -1360,15 +1383,13 @@
         </w:tc>
       </w:tr>
       <w:tr>
-        <w:trPr>
-          <w:trHeight w:val="69"/>
-        </w:trPr>
         <w:tc>
           <w:tcPr>
             <w:tcW w:w="561" w:type="dxa"/>
           </w:tcPr>
           <w:p>
             <w:pPr>
+              <w:snapToGrid w:val="0"/>
               <w:spacing w:after="0" w:line="240" w:lineRule="auto"/>
               <w:jc w:val="center"/>
               <w:rPr>
@@ -1390,6 +1411,7 @@
           </w:tcPr>
           <w:p>
             <w:pPr>
+              <w:snapToGrid w:val="0"/>
               <w:spacing w:after="0" w:line="240" w:lineRule="auto"/>
               <w:rPr>
                 <w:rFonts w:ascii="Times New Roman Regular" w:hAnsi="Times New Roman Regular" w:cs="Times New Roman Regular"/>
@@ -1409,6 +1431,7 @@
           </w:tcPr>
           <w:p>
             <w:pPr>
+              <w:snapToGrid w:val="0"/>
               <w:spacing w:after="0" w:line="240" w:lineRule="auto"/>
               <w:jc w:val="center"/>
               <w:rPr>
@@ -1436,6 +1459,7 @@
           </w:tcPr>
           <w:p>
             <w:pPr>
+              <w:snapToGrid w:val="0"/>
               <w:spacing w:after="0" w:line="240" w:lineRule="auto"/>
               <w:jc w:val="center"/>
               <w:rPr>
@@ -1456,6 +1480,7 @@
           </w:tcPr>
           <w:p>
             <w:pPr>
+              <w:snapToGrid w:val="0"/>
               <w:spacing w:after="0" w:line="240" w:lineRule="auto"/>
               <w:jc w:val="center"/>
               <w:rPr>
@@ -1472,15 +1497,13 @@
         </w:tc>
       </w:tr>
       <w:tr>
-        <w:trPr>
-          <w:trHeight w:val="69"/>
-        </w:trPr>
         <w:tc>
           <w:tcPr>
             <w:tcW w:w="561" w:type="dxa"/>
           </w:tcPr>
           <w:p>
             <w:pPr>
+              <w:snapToGrid w:val="0"/>
               <w:spacing w:after="0" w:line="240" w:lineRule="auto"/>
               <w:jc w:val="center"/>
               <w:rPr>
@@ -1502,6 +1525,7 @@
           </w:tcPr>
           <w:p>
             <w:pPr>
+              <w:snapToGrid w:val="0"/>
               <w:spacing w:after="0" w:line="240" w:lineRule="auto"/>
               <w:rPr>
                 <w:rFonts w:ascii="Times New Roman Regular" w:hAnsi="Times New Roman Regular" w:cs="Times New Roman Regular"/>
@@ -1527,6 +1551,7 @@
           </w:tcPr>
           <w:p>
             <w:pPr>
+              <w:snapToGrid w:val="0"/>
               <w:spacing w:after="0" w:line="240" w:lineRule="auto"/>
               <w:jc w:val="center"/>
               <w:rPr>
@@ -1554,6 +1579,7 @@
           </w:tcPr>
           <w:p>
             <w:pPr>
+              <w:snapToGrid w:val="0"/>
               <w:spacing w:after="0" w:line="240" w:lineRule="auto"/>
               <w:jc w:val="center"/>
               <w:rPr>
@@ -1574,6 +1600,7 @@
           </w:tcPr>
           <w:p>
             <w:pPr>
+              <w:snapToGrid w:val="0"/>
               <w:spacing w:after="0" w:line="240" w:lineRule="auto"/>
               <w:jc w:val="center"/>
               <w:rPr>
@@ -1590,15 +1617,13 @@
         </w:tc>
       </w:tr>
       <w:tr>
-        <w:trPr>
-          <w:trHeight w:val="69"/>
-        </w:trPr>
         <w:tc>
           <w:tcPr>
             <w:tcW w:w="561" w:type="dxa"/>
           </w:tcPr>
           <w:p>
             <w:pPr>
+              <w:snapToGrid w:val="0"/>
               <w:spacing w:after="0" w:line="240" w:lineRule="auto"/>
               <w:jc w:val="center"/>
               <w:rPr>
@@ -1620,6 +1645,7 @@
           </w:tcPr>
           <w:p>
             <w:pPr>
+              <w:snapToGrid w:val="0"/>
               <w:spacing w:after="0" w:line="240" w:lineRule="auto"/>
               <w:rPr>
                 <w:rFonts w:ascii="Times New Roman Regular" w:hAnsi="Times New Roman Regular" w:cs="Times New Roman Regular"/>
@@ -1651,6 +1677,7 @@
           </w:tcPr>
           <w:p>
             <w:pPr>
+              <w:snapToGrid w:val="0"/>
               <w:spacing w:after="0" w:line="240" w:lineRule="auto"/>
               <w:jc w:val="center"/>
               <w:rPr>
@@ -1678,6 +1705,7 @@
           </w:tcPr>
           <w:p>
             <w:pPr>
+              <w:snapToGrid w:val="0"/>
               <w:spacing w:after="0" w:line="240" w:lineRule="auto"/>
               <w:jc w:val="center"/>
               <w:rPr>
@@ -1698,6 +1726,7 @@
           </w:tcPr>
           <w:p>
             <w:pPr>
+              <w:snapToGrid w:val="0"/>
               <w:spacing w:after="0" w:line="240" w:lineRule="auto"/>
               <w:jc w:val="center"/>
               <w:rPr>
@@ -1714,9 +1743,6 @@
         </w:tc>
       </w:tr>
       <w:tr>
-        <w:trPr>
-          <w:trHeight w:val="69"/>
-        </w:trPr>
         <w:tc>
           <w:tcPr>
             <w:tcW w:w="10456" w:type="dxa"/>
@@ -1725,6 +1751,7 @@
           </w:tcPr>
           <w:p>
             <w:pPr>
+              <w:snapToGrid w:val="0"/>
               <w:spacing w:after="0" w:line="240" w:lineRule="auto"/>
               <w:rPr>
                 <w:rFonts w:ascii="Times New Roman Regular" w:hAnsi="Times New Roman Regular" w:cs="Times New Roman Regular"/>
@@ -1762,9 +1789,6 @@
         </w:tc>
       </w:tr>
       <w:tr>
-        <w:trPr>
-          <w:trHeight w:val="69"/>
-        </w:trPr>
         <w:tc>
           <w:tcPr>
             <w:tcW w:w="561" w:type="dxa"/>
@@ -1772,6 +1796,7 @@
           </w:tcPr>
           <w:p>
             <w:pPr>
+              <w:snapToGrid w:val="0"/>
               <w:spacing w:after="0" w:line="240" w:lineRule="auto"/>
               <w:jc w:val="center"/>
               <w:rPr>
@@ -1798,6 +1823,7 @@
           </w:tcPr>
           <w:p>
             <w:pPr>
+              <w:snapToGrid w:val="0"/>
               <w:spacing w:after="0" w:line="240" w:lineRule="auto"/>
               <w:rPr>
                 <w:rFonts w:ascii="Times New Roman Regular" w:hAnsi="Times New Roman Regular" w:cs="Times New Roman Regular"/>
@@ -1822,6 +1848,7 @@
           </w:tcPr>
           <w:p>
             <w:pPr>
+              <w:snapToGrid w:val="0"/>
               <w:spacing w:after="0" w:line="240" w:lineRule="auto"/>
               <w:jc w:val="center"/>
               <w:rPr>
@@ -1864,6 +1891,7 @@
           </w:tcPr>
           <w:p>
             <w:pPr>
+              <w:snapToGrid w:val="0"/>
               <w:spacing w:after="0" w:line="240" w:lineRule="auto"/>
               <w:jc w:val="center"/>
               <w:rPr>
@@ -1889,6 +1917,7 @@
           </w:tcPr>
           <w:p>
             <w:pPr>
+              <w:snapToGrid w:val="0"/>
               <w:spacing w:after="0" w:line="240" w:lineRule="auto"/>
               <w:jc w:val="center"/>
               <w:rPr>
@@ -1901,15 +1930,13 @@
         </w:tc>
       </w:tr>
       <w:tr>
-        <w:trPr>
-          <w:trHeight w:val="69"/>
-        </w:trPr>
         <w:tc>
           <w:tcPr>
             <w:tcW w:w="561" w:type="dxa"/>
           </w:tcPr>
           <w:p>
             <w:pPr>
+              <w:snapToGrid w:val="0"/>
               <w:spacing w:after="0" w:line="240" w:lineRule="auto"/>
               <w:jc w:val="center"/>
               <w:rPr>
@@ -1931,6 +1958,7 @@
           </w:tcPr>
           <w:p>
             <w:pPr>
+              <w:snapToGrid w:val="0"/>
               <w:spacing w:after="0" w:line="240" w:lineRule="auto"/>
               <w:rPr>
                 <w:rFonts w:ascii="Times New Roman Regular" w:hAnsi="Times New Roman Regular" w:cs="Times New Roman Regular"/>
@@ -1968,6 +1996,7 @@
           </w:tcPr>
           <w:p>
             <w:pPr>
+              <w:snapToGrid w:val="0"/>
               <w:spacing w:after="0" w:line="240" w:lineRule="auto"/>
               <w:jc w:val="center"/>
               <w:rPr>
@@ -1995,6 +2024,7 @@
           </w:tcPr>
           <w:p>
             <w:pPr>
+              <w:snapToGrid w:val="0"/>
               <w:spacing w:after="0" w:line="240" w:lineRule="auto"/>
               <w:rPr>
                 <w:rFonts w:ascii="Times New Roman Regular" w:hAnsi="Times New Roman Regular" w:cs="Times New Roman Regular"/>
@@ -2026,6 +2056,7 @@
           </w:tcPr>
           <w:p>
             <w:pPr>
+              <w:snapToGrid w:val="0"/>
               <w:spacing w:after="0" w:line="240" w:lineRule="auto"/>
               <w:jc w:val="center"/>
               <w:rPr>
@@ -2042,15 +2073,13 @@
         </w:tc>
       </w:tr>
       <w:tr>
-        <w:trPr>
-          <w:trHeight w:val="69"/>
-        </w:trPr>
         <w:tc>
           <w:tcPr>
             <w:tcW w:w="561" w:type="dxa"/>
           </w:tcPr>
           <w:p>
             <w:pPr>
+              <w:snapToGrid w:val="0"/>
               <w:spacing w:after="0" w:line="240" w:lineRule="auto"/>
               <w:jc w:val="center"/>
               <w:rPr>
@@ -2072,6 +2101,7 @@
           </w:tcPr>
           <w:p>
             <w:pPr>
+              <w:snapToGrid w:val="0"/>
               <w:spacing w:after="0" w:line="240" w:lineRule="auto"/>
               <w:rPr>
                 <w:rFonts w:ascii="Times New Roman Regular" w:hAnsi="Times New Roman Regular" w:cs="Times New Roman Regular"/>
@@ -2091,6 +2121,7 @@
           </w:tcPr>
           <w:p>
             <w:pPr>
+              <w:snapToGrid w:val="0"/>
               <w:spacing w:after="0" w:line="240" w:lineRule="auto"/>
               <w:rPr>
                 <w:rFonts w:ascii="Times New Roman Regular" w:hAnsi="Times New Roman Regular" w:cs="Times New Roman Regular"/>
@@ -2123,6 +2154,7 @@
           </w:tcPr>
           <w:p>
             <w:pPr>
+              <w:snapToGrid w:val="0"/>
               <w:spacing w:after="0" w:line="240" w:lineRule="auto"/>
               <w:jc w:val="center"/>
               <w:rPr>
@@ -2149,6 +2181,7 @@
           </w:tcPr>
           <w:p>
             <w:pPr>
+              <w:snapToGrid w:val="0"/>
               <w:spacing w:after="0" w:line="240" w:lineRule="auto"/>
               <w:jc w:val="center"/>
               <w:rPr>
@@ -2165,15 +2198,13 @@
         </w:tc>
       </w:tr>
       <w:tr>
-        <w:trPr>
-          <w:trHeight w:val="69"/>
-        </w:trPr>
         <w:tc>
           <w:tcPr>
             <w:tcW w:w="561" w:type="dxa"/>
           </w:tcPr>
           <w:p>
             <w:pPr>
+              <w:snapToGrid w:val="0"/>
               <w:spacing w:after="0" w:line="240" w:lineRule="auto"/>
               <w:jc w:val="center"/>
               <w:rPr>
@@ -2195,6 +2226,7 @@
           </w:tcPr>
           <w:p>
             <w:pPr>
+              <w:snapToGrid w:val="0"/>
               <w:spacing w:after="0" w:line="240" w:lineRule="auto"/>
               <w:rPr>
                 <w:rFonts w:ascii="Times New Roman Regular" w:hAnsi="Times New Roman Regular" w:cs="Times New Roman Regular"/>
@@ -2214,6 +2246,7 @@
           </w:tcPr>
           <w:p>
             <w:pPr>
+              <w:snapToGrid w:val="0"/>
               <w:spacing w:after="0" w:line="240" w:lineRule="auto"/>
               <w:jc w:val="center"/>
               <w:rPr>
@@ -2241,6 +2274,7 @@
           </w:tcPr>
           <w:p>
             <w:pPr>
+              <w:snapToGrid w:val="0"/>
               <w:spacing w:after="0" w:line="240" w:lineRule="auto"/>
               <w:jc w:val="center"/>
               <w:rPr>
@@ -2255,6 +2289,7 @@
           </w:tcPr>
           <w:p>
             <w:pPr>
+              <w:snapToGrid w:val="0"/>
               <w:spacing w:after="0" w:line="240" w:lineRule="auto"/>
               <w:jc w:val="center"/>
               <w:rPr>
@@ -2271,15 +2306,13 @@
         </w:tc>
       </w:tr>
       <w:tr>
-        <w:trPr>
-          <w:trHeight w:val="69"/>
-        </w:trPr>
         <w:tc>
           <w:tcPr>
             <w:tcW w:w="561" w:type="dxa"/>
           </w:tcPr>
           <w:p>
             <w:pPr>
+              <w:snapToGrid w:val="0"/>
               <w:spacing w:after="0" w:line="240" w:lineRule="auto"/>
               <w:jc w:val="center"/>
               <w:rPr>
@@ -2301,6 +2334,7 @@
           </w:tcPr>
           <w:p>
             <w:pPr>
+              <w:snapToGrid w:val="0"/>
               <w:spacing w:after="0" w:line="240" w:lineRule="auto"/>
               <w:rPr>
                 <w:rFonts w:ascii="Times New Roman Regular" w:hAnsi="Times New Roman Regular" w:cs="Times New Roman Regular"/>
@@ -2320,6 +2354,7 @@
           </w:tcPr>
           <w:p>
             <w:pPr>
+              <w:snapToGrid w:val="0"/>
               <w:spacing w:after="0" w:line="240" w:lineRule="auto"/>
               <w:jc w:val="center"/>
               <w:rPr>
@@ -2347,6 +2382,7 @@
           </w:tcPr>
           <w:p>
             <w:pPr>
+              <w:snapToGrid w:val="0"/>
               <w:spacing w:after="0" w:line="240" w:lineRule="auto"/>
               <w:jc w:val="center"/>
               <w:rPr>
@@ -2361,6 +2397,7 @@
           </w:tcPr>
           <w:p>
             <w:pPr>
+              <w:snapToGrid w:val="0"/>
               <w:spacing w:after="0" w:line="240" w:lineRule="auto"/>
               <w:jc w:val="center"/>
               <w:rPr>
@@ -2377,15 +2414,13 @@
         </w:tc>
       </w:tr>
       <w:tr>
-        <w:trPr>
-          <w:trHeight w:val="69"/>
-        </w:trPr>
         <w:tc>
           <w:tcPr>
             <w:tcW w:w="561" w:type="dxa"/>
           </w:tcPr>
           <w:p>
             <w:pPr>
+              <w:snapToGrid w:val="0"/>
               <w:spacing w:after="0" w:line="240" w:lineRule="auto"/>
               <w:jc w:val="center"/>
               <w:rPr>
@@ -2407,6 +2442,7 @@
           </w:tcPr>
           <w:p>
             <w:pPr>
+              <w:snapToGrid w:val="0"/>
               <w:spacing w:after="0" w:line="240" w:lineRule="auto"/>
               <w:rPr>
                 <w:rFonts w:ascii="Times New Roman Regular" w:hAnsi="Times New Roman Regular" w:cs="Times New Roman Regular"/>
@@ -2426,6 +2462,7 @@
           </w:tcPr>
           <w:p>
             <w:pPr>
+              <w:snapToGrid w:val="0"/>
               <w:spacing w:after="0" w:line="240" w:lineRule="auto"/>
               <w:jc w:val="center"/>
               <w:rPr>
@@ -2453,6 +2490,7 @@
           </w:tcPr>
           <w:p>
             <w:pPr>
+              <w:snapToGrid w:val="0"/>
               <w:spacing w:after="0" w:line="240" w:lineRule="auto"/>
               <w:jc w:val="center"/>
               <w:rPr>
@@ -2467,6 +2505,7 @@
           </w:tcPr>
           <w:p>
             <w:pPr>
+              <w:snapToGrid w:val="0"/>
               <w:spacing w:after="0" w:line="240" w:lineRule="auto"/>
               <w:jc w:val="center"/>
               <w:rPr>
@@ -2483,15 +2522,13 @@
         </w:tc>
       </w:tr>
       <w:tr>
-        <w:trPr>
-          <w:trHeight w:val="69"/>
-        </w:trPr>
         <w:tc>
           <w:tcPr>
             <w:tcW w:w="561" w:type="dxa"/>
           </w:tcPr>
           <w:p>
             <w:pPr>
+              <w:snapToGrid w:val="0"/>
               <w:spacing w:after="0" w:line="240" w:lineRule="auto"/>
               <w:jc w:val="center"/>
               <w:rPr>
@@ -2513,6 +2550,7 @@
           </w:tcPr>
           <w:p>
             <w:pPr>
+              <w:snapToGrid w:val="0"/>
               <w:spacing w:after="0" w:line="240" w:lineRule="auto"/>
               <w:rPr>
                 <w:rFonts w:ascii="Times New Roman Regular" w:hAnsi="Times New Roman Regular" w:cs="Times New Roman Regular"/>
@@ -2532,6 +2570,7 @@
           </w:tcPr>
           <w:p>
             <w:pPr>
+              <w:snapToGrid w:val="0"/>
               <w:spacing w:after="0" w:line="240" w:lineRule="auto"/>
               <w:jc w:val="center"/>
               <w:rPr>
@@ -2559,6 +2598,7 @@
           </w:tcPr>
           <w:p>
             <w:pPr>
+              <w:snapToGrid w:val="0"/>
               <w:spacing w:after="0" w:line="240" w:lineRule="auto"/>
               <w:jc w:val="center"/>
               <w:rPr>
@@ -2585,6 +2625,7 @@
           </w:tcPr>
           <w:p>
             <w:pPr>
+              <w:snapToGrid w:val="0"/>
               <w:spacing w:after="0" w:line="240" w:lineRule="auto"/>
               <w:jc w:val="center"/>
               <w:rPr>
@@ -2601,15 +2642,13 @@
         </w:tc>
       </w:tr>
       <w:tr>
-        <w:trPr>
-          <w:trHeight w:val="69"/>
-        </w:trPr>
         <w:tc>
           <w:tcPr>
             <w:tcW w:w="561" w:type="dxa"/>
           </w:tcPr>
           <w:p>
             <w:pPr>
+              <w:snapToGrid w:val="0"/>
               <w:spacing w:after="0" w:line="240" w:lineRule="auto"/>
               <w:jc w:val="center"/>
               <w:rPr>
@@ -2631,6 +2670,7 @@
           </w:tcPr>
           <w:p>
             <w:pPr>
+              <w:snapToGrid w:val="0"/>
               <w:spacing w:after="0" w:line="240" w:lineRule="auto"/>
               <w:rPr>
                 <w:rFonts w:ascii="Times New Roman Regular" w:hAnsi="Times New Roman Regular" w:cs="Times New Roman Regular"/>
@@ -2650,6 +2690,7 @@
           </w:tcPr>
           <w:p>
             <w:pPr>
+              <w:snapToGrid w:val="0"/>
               <w:spacing w:after="0" w:line="240" w:lineRule="auto"/>
               <w:jc w:val="center"/>
               <w:rPr>
@@ -2677,6 +2718,7 @@
           </w:tcPr>
           <w:p>
             <w:pPr>
+              <w:snapToGrid w:val="0"/>
               <w:spacing w:after="0" w:line="240" w:lineRule="auto"/>
               <w:jc w:val="center"/>
               <w:rPr>
@@ -2697,6 +2739,7 @@
           </w:tcPr>
           <w:p>
             <w:pPr>
+              <w:snapToGrid w:val="0"/>
               <w:spacing w:after="0" w:line="240" w:lineRule="auto"/>
               <w:jc w:val="center"/>
               <w:rPr>
@@ -2713,15 +2756,13 @@
         </w:tc>
       </w:tr>
       <w:tr>
-        <w:trPr>
-          <w:trHeight w:val="69"/>
-        </w:trPr>
         <w:tc>
           <w:tcPr>
             <w:tcW w:w="561" w:type="dxa"/>
           </w:tcPr>
           <w:p>
             <w:pPr>
+              <w:snapToGrid w:val="0"/>
               <w:spacing w:after="0" w:line="240" w:lineRule="auto"/>
               <w:jc w:val="center"/>
               <w:rPr>
@@ -2743,6 +2784,7 @@
           </w:tcPr>
           <w:p>
             <w:pPr>
+              <w:snapToGrid w:val="0"/>
               <w:spacing w:after="0" w:line="240" w:lineRule="auto"/>
               <w:rPr>
                 <w:rFonts w:ascii="Times New Roman Regular" w:hAnsi="Times New Roman Regular" w:cs="Times New Roman Regular"/>
@@ -2762,6 +2804,7 @@
           </w:tcPr>
           <w:p>
             <w:pPr>
+              <w:snapToGrid w:val="0"/>
               <w:spacing w:after="0" w:line="240" w:lineRule="auto"/>
               <w:jc w:val="center"/>
               <w:rPr>
@@ -2789,6 +2832,7 @@
           </w:tcPr>
           <w:p>
             <w:pPr>
+              <w:snapToGrid w:val="0"/>
               <w:spacing w:after="0" w:line="240" w:lineRule="auto"/>
               <w:jc w:val="center"/>
               <w:rPr>
@@ -2803,6 +2847,7 @@
           </w:tcPr>
           <w:p>
             <w:pPr>
+              <w:snapToGrid w:val="0"/>
               <w:spacing w:after="0" w:line="240" w:lineRule="auto"/>
               <w:jc w:val="center"/>
               <w:rPr>
@@ -2819,15 +2864,13 @@
         </w:tc>
       </w:tr>
       <w:tr>
-        <w:trPr>
-          <w:trHeight w:val="69"/>
-        </w:trPr>
         <w:tc>
           <w:tcPr>
             <w:tcW w:w="561" w:type="dxa"/>
           </w:tcPr>
           <w:p>
             <w:pPr>
+              <w:snapToGrid w:val="0"/>
               <w:spacing w:after="0" w:line="240" w:lineRule="auto"/>
               <w:jc w:val="center"/>
               <w:rPr>
@@ -2849,6 +2892,7 @@
           </w:tcPr>
           <w:p>
             <w:pPr>
+              <w:snapToGrid w:val="0"/>
               <w:spacing w:after="0" w:line="240" w:lineRule="auto"/>
               <w:rPr>
                 <w:rFonts w:ascii="Times New Roman Regular" w:hAnsi="Times New Roman Regular" w:cs="Times New Roman Regular"/>
@@ -2880,6 +2924,7 @@
           </w:tcPr>
           <w:p>
             <w:pPr>
+              <w:snapToGrid w:val="0"/>
               <w:spacing w:after="0" w:line="240" w:lineRule="auto"/>
               <w:jc w:val="center"/>
               <w:rPr>
@@ -2907,6 +2952,7 @@
           </w:tcPr>
           <w:p>
             <w:pPr>
+              <w:snapToGrid w:val="0"/>
               <w:spacing w:after="0" w:line="240" w:lineRule="auto"/>
               <w:jc w:val="center"/>
               <w:rPr>
@@ -2927,6 +2973,7 @@
           </w:tcPr>
           <w:p>
             <w:pPr>
+              <w:snapToGrid w:val="0"/>
               <w:spacing w:after="0" w:line="240" w:lineRule="auto"/>
               <w:jc w:val="center"/>
               <w:rPr>
@@ -2943,15 +2990,13 @@
         </w:tc>
       </w:tr>
       <w:tr>
-        <w:trPr>
-          <w:trHeight w:val="69"/>
-        </w:trPr>
         <w:tc>
           <w:tcPr>
             <w:tcW w:w="561" w:type="dxa"/>
           </w:tcPr>
           <w:p>
             <w:pPr>
+              <w:snapToGrid w:val="0"/>
               <w:spacing w:after="0" w:line="240" w:lineRule="auto"/>
               <w:jc w:val="center"/>
               <w:rPr>
@@ -2973,6 +3018,7 @@
           </w:tcPr>
           <w:p>
             <w:pPr>
+              <w:snapToGrid w:val="0"/>
               <w:spacing w:after="0" w:line="240" w:lineRule="auto"/>
               <w:rPr>
                 <w:rFonts w:ascii="Times New Roman Regular" w:hAnsi="Times New Roman Regular" w:cs="Times New Roman Regular"/>
@@ -3004,6 +3050,7 @@
           </w:tcPr>
           <w:p>
             <w:pPr>
+              <w:snapToGrid w:val="0"/>
               <w:spacing w:after="0" w:line="240" w:lineRule="auto"/>
               <w:jc w:val="center"/>
               <w:rPr>
@@ -3031,6 +3078,7 @@
           </w:tcPr>
           <w:p>
             <w:pPr>
+              <w:snapToGrid w:val="0"/>
               <w:spacing w:after="0" w:line="240" w:lineRule="auto"/>
               <w:jc w:val="center"/>
               <w:rPr>
@@ -3051,6 +3099,7 @@
           </w:tcPr>
           <w:p>
             <w:pPr>
+              <w:snapToGrid w:val="0"/>
               <w:spacing w:after="0" w:line="240" w:lineRule="auto"/>
               <w:jc w:val="center"/>
               <w:rPr>
@@ -3067,9 +3116,6 @@
         </w:tc>
       </w:tr>
       <w:tr>
-        <w:trPr>
-          <w:trHeight w:val="69"/>
-        </w:trPr>
         <w:tc>
           <w:tcPr>
             <w:tcW w:w="10456" w:type="dxa"/>
@@ -3078,6 +3124,7 @@
           </w:tcPr>
           <w:p>
             <w:pPr>
+              <w:snapToGrid w:val="0"/>
               <w:spacing w:after="0" w:line="240" w:lineRule="auto"/>
               <w:rPr>
                 <w:rFonts w:ascii="Times New Roman Regular" w:hAnsi="Times New Roman Regular" w:cs="Times New Roman Regular"/>
@@ -3133,9 +3180,6 @@
         </w:tc>
       </w:tr>
       <w:tr>
-        <w:trPr>
-          <w:trHeight w:val="69"/>
-        </w:trPr>
         <w:tc>
           <w:tcPr>
             <w:tcW w:w="561" w:type="dxa"/>
@@ -3143,6 +3187,7 @@
           </w:tcPr>
           <w:p>
             <w:pPr>
+              <w:snapToGrid w:val="0"/>
               <w:spacing w:after="0" w:line="240" w:lineRule="auto"/>
               <w:jc w:val="center"/>
               <w:rPr>
@@ -3161,6 +3206,7 @@
           </w:tcPr>
           <w:p>
             <w:pPr>
+              <w:snapToGrid w:val="0"/>
               <w:spacing w:after="0" w:line="240" w:lineRule="auto"/>
               <w:rPr>
                 <w:rFonts w:ascii="Times New Roman Regular" w:hAnsi="Times New Roman Regular" w:cs="Times New Roman Regular"/>
@@ -3186,6 +3232,7 @@
           </w:tcPr>
           <w:p>
             <w:pPr>
+              <w:snapToGrid w:val="0"/>
               <w:spacing w:after="0" w:line="240" w:lineRule="auto"/>
               <w:jc w:val="center"/>
               <w:rPr>
@@ -3228,6 +3275,7 @@
           </w:tcPr>
           <w:p>
             <w:pPr>
+              <w:snapToGrid w:val="0"/>
               <w:spacing w:after="0" w:line="240" w:lineRule="auto"/>
               <w:jc w:val="center"/>
               <w:rPr>
@@ -3253,6 +3301,7 @@
           </w:tcPr>
           <w:p>
             <w:pPr>
+              <w:snapToGrid w:val="0"/>
               <w:spacing w:after="0" w:line="240" w:lineRule="auto"/>
               <w:jc w:val="center"/>
               <w:rPr>
@@ -3265,15 +3314,13 @@
         </w:tc>
       </w:tr>
       <w:tr>
-        <w:trPr>
-          <w:trHeight w:val="69"/>
-        </w:trPr>
         <w:tc>
           <w:tcPr>
             <w:tcW w:w="561" w:type="dxa"/>
           </w:tcPr>
           <w:p>
             <w:pPr>
+              <w:snapToGrid w:val="0"/>
               <w:spacing w:after="0" w:line="240" w:lineRule="auto"/>
               <w:jc w:val="center"/>
               <w:rPr>
@@ -3295,6 +3342,7 @@
           </w:tcPr>
           <w:p>
             <w:pPr>
+              <w:snapToGrid w:val="0"/>
               <w:spacing w:after="0" w:line="240" w:lineRule="auto"/>
               <w:rPr>
                 <w:rFonts w:ascii="Times New Roman Regular" w:hAnsi="Times New Roman Regular" w:cs="Times New Roman Regular"/>
@@ -3333,6 +3381,7 @@
           </w:tcPr>
           <w:p>
             <w:pPr>
+              <w:snapToGrid w:val="0"/>
               <w:spacing w:after="0" w:line="240" w:lineRule="auto"/>
               <w:jc w:val="center"/>
               <w:rPr>
@@ -3360,6 +3409,7 @@
           </w:tcPr>
           <w:p>
             <w:pPr>
+              <w:snapToGrid w:val="0"/>
               <w:spacing w:after="0" w:line="240" w:lineRule="auto"/>
               <w:jc w:val="center"/>
               <w:rPr>
@@ -3392,6 +3442,7 @@
           </w:tcPr>
           <w:p>
             <w:pPr>
+              <w:snapToGrid w:val="0"/>
               <w:spacing w:after="0" w:line="240" w:lineRule="auto"/>
               <w:jc w:val="center"/>
               <w:rPr>
@@ -3408,15 +3459,13 @@
         </w:tc>
       </w:tr>
       <w:tr>
-        <w:trPr>
-          <w:trHeight w:val="69"/>
-        </w:trPr>
         <w:tc>
           <w:tcPr>
             <w:tcW w:w="561" w:type="dxa"/>
           </w:tcPr>
           <w:p>
             <w:pPr>
+              <w:snapToGrid w:val="0"/>
               <w:spacing w:after="0" w:line="240" w:lineRule="auto"/>
               <w:jc w:val="center"/>
               <w:rPr>
@@ -3438,6 +3487,7 @@
           </w:tcPr>
           <w:p>
             <w:pPr>
+              <w:snapToGrid w:val="0"/>
               <w:spacing w:after="0" w:line="240" w:lineRule="auto"/>
               <w:rPr>
                 <w:rFonts w:ascii="Times New Roman Regular" w:hAnsi="Times New Roman Regular" w:cs="Times New Roman Regular"/>
@@ -3476,6 +3526,7 @@
           </w:tcPr>
           <w:p>
             <w:pPr>
+              <w:snapToGrid w:val="0"/>
               <w:spacing w:after="0" w:line="240" w:lineRule="auto"/>
               <w:jc w:val="center"/>
               <w:rPr>
@@ -3497,6 +3548,7 @@
           </w:tcPr>
           <w:p>
             <w:pPr>
+              <w:snapToGrid w:val="0"/>
               <w:spacing w:after="0" w:line="240" w:lineRule="auto"/>
               <w:jc w:val="center"/>
               <w:rPr>
@@ -3529,6 +3581,7 @@
           </w:tcPr>
           <w:p>
             <w:pPr>
+              <w:snapToGrid w:val="0"/>
               <w:spacing w:after="0" w:line="240" w:lineRule="auto"/>
               <w:jc w:val="center"/>
               <w:rPr>
@@ -3545,15 +3598,13 @@
         </w:tc>
       </w:tr>
       <w:tr>
-        <w:trPr>
-          <w:trHeight w:val="69"/>
-        </w:trPr>
         <w:tc>
           <w:tcPr>
             <w:tcW w:w="561" w:type="dxa"/>
           </w:tcPr>
           <w:p>
             <w:pPr>
+              <w:snapToGrid w:val="0"/>
               <w:spacing w:after="0" w:line="240" w:lineRule="auto"/>
               <w:jc w:val="center"/>
               <w:rPr>
@@ -3575,6 +3626,7 @@
           </w:tcPr>
           <w:p>
             <w:pPr>
+              <w:snapToGrid w:val="0"/>
               <w:spacing w:after="0" w:line="240" w:lineRule="auto"/>
               <w:rPr>
                 <w:rFonts w:ascii="Times New Roman Regular" w:hAnsi="Times New Roman Regular" w:cs="Times New Roman Regular"/>
@@ -3607,6 +3659,7 @@
           </w:tcPr>
           <w:p>
             <w:pPr>
+              <w:snapToGrid w:val="0"/>
               <w:spacing w:after="0" w:line="240" w:lineRule="auto"/>
               <w:jc w:val="center"/>
               <w:rPr>
@@ -3646,6 +3699,7 @@
           </w:tcPr>
           <w:p>
             <w:pPr>
+              <w:snapToGrid w:val="0"/>
               <w:spacing w:after="0" w:line="240" w:lineRule="auto"/>
               <w:jc w:val="center"/>
               <w:rPr>
@@ -3666,6 +3720,7 @@
           </w:tcPr>
           <w:p>
             <w:pPr>
+              <w:snapToGrid w:val="0"/>
               <w:spacing w:after="0" w:line="240" w:lineRule="auto"/>
               <w:jc w:val="center"/>
               <w:rPr>
@@ -3682,15 +3737,13 @@
         </w:tc>
       </w:tr>
       <w:tr>
-        <w:trPr>
-          <w:trHeight w:val="69"/>
-        </w:trPr>
         <w:tc>
           <w:tcPr>
             <w:tcW w:w="561" w:type="dxa"/>
           </w:tcPr>
           <w:p>
             <w:pPr>
+              <w:snapToGrid w:val="0"/>
               <w:spacing w:after="0" w:line="240" w:lineRule="auto"/>
               <w:jc w:val="center"/>
               <w:rPr>
@@ -3712,6 +3765,7 @@
           </w:tcPr>
           <w:p>
             <w:pPr>
+              <w:snapToGrid w:val="0"/>
               <w:spacing w:after="0" w:line="240" w:lineRule="auto"/>
               <w:rPr>
                 <w:rFonts w:ascii="Times New Roman Regular" w:hAnsi="Times New Roman Regular" w:cs="Times New Roman Regular"/>
@@ -3732,6 +3786,7 @@
           </w:tcPr>
           <w:p>
             <w:pPr>
+              <w:snapToGrid w:val="0"/>
               <w:spacing w:after="0" w:line="240" w:lineRule="auto"/>
               <w:jc w:val="center"/>
               <w:rPr>
@@ -3771,6 +3826,7 @@
           </w:tcPr>
           <w:p>
             <w:pPr>
+              <w:snapToGrid w:val="0"/>
               <w:spacing w:after="0" w:line="240" w:lineRule="auto"/>
               <w:jc w:val="center"/>
               <w:rPr>
@@ -3785,6 +3841,7 @@
           </w:tcPr>
           <w:p>
             <w:pPr>
+              <w:snapToGrid w:val="0"/>
               <w:spacing w:after="0" w:line="240" w:lineRule="auto"/>
               <w:jc w:val="center"/>
               <w:rPr>
@@ -3801,15 +3858,13 @@
         </w:tc>
       </w:tr>
       <w:tr>
-        <w:trPr>
-          <w:trHeight w:val="69"/>
-        </w:trPr>
         <w:tc>
           <w:tcPr>
             <w:tcW w:w="561" w:type="dxa"/>
           </w:tcPr>
           <w:p>
             <w:pPr>
+              <w:snapToGrid w:val="0"/>
               <w:spacing w:after="0" w:line="240" w:lineRule="auto"/>
               <w:jc w:val="center"/>
               <w:rPr>
@@ -3831,6 +3886,7 @@
           </w:tcPr>
           <w:p>
             <w:pPr>
+              <w:snapToGrid w:val="0"/>
               <w:spacing w:after="0" w:line="240" w:lineRule="auto"/>
               <w:rPr>
                 <w:rFonts w:ascii="Times New Roman Regular" w:hAnsi="Times New Roman Regular" w:cs="Times New Roman Regular"/>
@@ -3875,6 +3931,7 @@
           </w:tcPr>
           <w:p>
             <w:pPr>
+              <w:snapToGrid w:val="0"/>
               <w:spacing w:after="0" w:line="240" w:lineRule="auto"/>
               <w:jc w:val="center"/>
               <w:rPr>
@@ -3902,6 +3959,7 @@
           </w:tcPr>
           <w:p>
             <w:pPr>
+              <w:snapToGrid w:val="0"/>
               <w:spacing w:after="0" w:line="240" w:lineRule="auto"/>
               <w:jc w:val="center"/>
               <w:rPr>
@@ -3916,6 +3974,7 @@
           </w:tcPr>
           <w:p>
             <w:pPr>
+              <w:snapToGrid w:val="0"/>
               <w:spacing w:after="0" w:line="240" w:lineRule="auto"/>
               <w:jc w:val="center"/>
               <w:rPr>
@@ -3932,15 +3991,13 @@
         </w:tc>
       </w:tr>
       <w:tr>
-        <w:trPr>
-          <w:trHeight w:val="69"/>
-        </w:trPr>
         <w:tc>
           <w:tcPr>
             <w:tcW w:w="561" w:type="dxa"/>
           </w:tcPr>
           <w:p>
             <w:pPr>
+              <w:snapToGrid w:val="0"/>
               <w:spacing w:after="0" w:line="240" w:lineRule="auto"/>
               <w:jc w:val="center"/>
               <w:rPr>
@@ -3962,6 +4019,7 @@
           </w:tcPr>
           <w:p>
             <w:pPr>
+              <w:snapToGrid w:val="0"/>
               <w:spacing w:after="0" w:line="240" w:lineRule="auto"/>
               <w:rPr>
                 <w:rFonts w:ascii="Times New Roman Regular" w:hAnsi="Times New Roman Regular" w:cs="Times New Roman Regular"/>
@@ -3982,6 +4040,7 @@
           </w:tcPr>
           <w:p>
             <w:pPr>
+              <w:snapToGrid w:val="0"/>
               <w:spacing w:after="0" w:line="240" w:lineRule="auto"/>
               <w:jc w:val="center"/>
               <w:rPr>
@@ -4009,6 +4068,7 @@
           </w:tcPr>
           <w:p>
             <w:pPr>
+              <w:snapToGrid w:val="0"/>
               <w:spacing w:after="0" w:line="240" w:lineRule="auto"/>
               <w:jc w:val="center"/>
               <w:rPr>
@@ -4029,6 +4089,7 @@
           </w:tcPr>
           <w:p>
             <w:pPr>
+              <w:snapToGrid w:val="0"/>
               <w:spacing w:after="0" w:line="240" w:lineRule="auto"/>
               <w:jc w:val="center"/>
               <w:rPr>
@@ -4045,15 +4106,13 @@
         </w:tc>
       </w:tr>
       <w:tr>
-        <w:trPr>
-          <w:trHeight w:val="69"/>
-        </w:trPr>
         <w:tc>
           <w:tcPr>
             <w:tcW w:w="561" w:type="dxa"/>
           </w:tcPr>
           <w:p>
             <w:pPr>
+              <w:snapToGrid w:val="0"/>
               <w:spacing w:after="0" w:line="240" w:lineRule="auto"/>
               <w:jc w:val="center"/>
               <w:rPr>
@@ -4075,6 +4134,7 @@
           </w:tcPr>
           <w:p>
             <w:pPr>
+              <w:snapToGrid w:val="0"/>
               <w:spacing w:after="0" w:line="240" w:lineRule="auto"/>
               <w:rPr>
                 <w:rFonts w:ascii="Times New Roman Regular" w:hAnsi="Times New Roman Regular" w:cs="Times New Roman Regular"/>
@@ -4095,6 +4155,7 @@
           </w:tcPr>
           <w:p>
             <w:pPr>
+              <w:snapToGrid w:val="0"/>
               <w:spacing w:after="0" w:line="240" w:lineRule="auto"/>
               <w:jc w:val="center"/>
               <w:rPr>
@@ -4122,6 +4183,7 @@
           </w:tcPr>
           <w:p>
             <w:pPr>
+              <w:snapToGrid w:val="0"/>
               <w:spacing w:after="0" w:line="240" w:lineRule="auto"/>
               <w:jc w:val="center"/>
               <w:rPr>
@@ -4136,6 +4198,7 @@
           </w:tcPr>
           <w:p>
             <w:pPr>
+              <w:snapToGrid w:val="0"/>
               <w:spacing w:after="0" w:line="240" w:lineRule="auto"/>
               <w:jc w:val="center"/>
               <w:rPr>
@@ -4152,15 +4215,13 @@
         </w:tc>
       </w:tr>
       <w:tr>
-        <w:trPr>
-          <w:trHeight w:val="69"/>
-        </w:trPr>
         <w:tc>
           <w:tcPr>
             <w:tcW w:w="561" w:type="dxa"/>
           </w:tcPr>
           <w:p>
             <w:pPr>
+              <w:snapToGrid w:val="0"/>
               <w:spacing w:after="0" w:line="240" w:lineRule="auto"/>
               <w:jc w:val="center"/>
               <w:rPr>
@@ -4182,6 +4243,7 @@
           </w:tcPr>
           <w:p>
             <w:pPr>
+              <w:snapToGrid w:val="0"/>
               <w:spacing w:after="0" w:line="240" w:lineRule="auto"/>
               <w:rPr>
                 <w:rFonts w:ascii="Times New Roman Regular" w:hAnsi="Times New Roman Regular" w:cs="Times New Roman Regular"/>
@@ -4202,6 +4264,7 @@
           </w:tcPr>
           <w:p>
             <w:pPr>
+              <w:snapToGrid w:val="0"/>
               <w:spacing w:after="0" w:line="240" w:lineRule="auto"/>
               <w:jc w:val="center"/>
               <w:rPr>
@@ -4229,6 +4292,7 @@
           </w:tcPr>
           <w:p>
             <w:pPr>
+              <w:snapToGrid w:val="0"/>
               <w:spacing w:after="0" w:line="240" w:lineRule="auto"/>
               <w:jc w:val="center"/>
               <w:rPr>
@@ -4249,6 +4313,7 @@
           </w:tcPr>
           <w:p>
             <w:pPr>
+              <w:snapToGrid w:val="0"/>
               <w:spacing w:after="0" w:line="240" w:lineRule="auto"/>
               <w:jc w:val="center"/>
               <w:rPr>
@@ -4265,15 +4330,13 @@
         </w:tc>
       </w:tr>
       <w:tr>
-        <w:trPr>
-          <w:trHeight w:val="69"/>
-        </w:trPr>
         <w:tc>
           <w:tcPr>
             <w:tcW w:w="561" w:type="dxa"/>
           </w:tcPr>
           <w:p>
             <w:pPr>
+              <w:snapToGrid w:val="0"/>
               <w:spacing w:after="0" w:line="240" w:lineRule="auto"/>
               <w:jc w:val="center"/>
               <w:rPr>
@@ -4295,6 +4358,7 @@
           </w:tcPr>
           <w:p>
             <w:pPr>
+              <w:snapToGrid w:val="0"/>
               <w:spacing w:after="0" w:line="240" w:lineRule="auto"/>
               <w:rPr>
                 <w:rFonts w:ascii="Times New Roman Regular" w:hAnsi="Times New Roman Regular" w:cs="Times New Roman Regular"/>
@@ -4315,6 +4379,7 @@
           </w:tcPr>
           <w:p>
             <w:pPr>
+              <w:snapToGrid w:val="0"/>
               <w:spacing w:after="0" w:line="240" w:lineRule="auto"/>
               <w:jc w:val="center"/>
               <w:rPr>
@@ -4342,6 +4407,7 @@
           </w:tcPr>
           <w:p>
             <w:pPr>
+              <w:snapToGrid w:val="0"/>
               <w:spacing w:after="0" w:line="240" w:lineRule="auto"/>
               <w:jc w:val="center"/>
               <w:rPr>
@@ -4356,6 +4422,7 @@
           </w:tcPr>
           <w:p>
             <w:pPr>
+              <w:snapToGrid w:val="0"/>
               <w:spacing w:after="0" w:line="240" w:lineRule="auto"/>
               <w:jc w:val="center"/>
               <w:rPr>
@@ -4372,15 +4439,13 @@
         </w:tc>
       </w:tr>
       <w:tr>
-        <w:trPr>
-          <w:trHeight w:val="69"/>
-        </w:trPr>
         <w:tc>
           <w:tcPr>
             <w:tcW w:w="561" w:type="dxa"/>
           </w:tcPr>
           <w:p>
             <w:pPr>
+              <w:snapToGrid w:val="0"/>
               <w:spacing w:after="0" w:line="240" w:lineRule="auto"/>
               <w:jc w:val="center"/>
               <w:rPr>
@@ -4402,6 +4467,7 @@
           </w:tcPr>
           <w:p>
             <w:pPr>
+              <w:snapToGrid w:val="0"/>
               <w:spacing w:after="0" w:line="240" w:lineRule="auto"/>
               <w:rPr>
                 <w:rFonts w:ascii="Times New Roman Regular" w:hAnsi="Times New Roman Regular" w:cs="Times New Roman Regular"/>
@@ -4434,6 +4500,7 @@
           </w:tcPr>
           <w:p>
             <w:pPr>
+              <w:snapToGrid w:val="0"/>
               <w:spacing w:after="0" w:line="240" w:lineRule="auto"/>
               <w:jc w:val="center"/>
               <w:rPr>
@@ -4461,6 +4528,7 @@
           </w:tcPr>
           <w:p>
             <w:pPr>
+              <w:snapToGrid w:val="0"/>
               <w:spacing w:after="0" w:line="240" w:lineRule="auto"/>
               <w:jc w:val="center"/>
               <w:rPr>
@@ -4475,6 +4543,7 @@
           </w:tcPr>
           <w:p>
             <w:pPr>
+              <w:snapToGrid w:val="0"/>
               <w:spacing w:after="0" w:line="240" w:lineRule="auto"/>
               <w:jc w:val="center"/>
               <w:rPr>
@@ -4491,26 +4560,23 @@
         </w:tc>
       </w:tr>
       <w:tr>
-        <w:trPr>
-          <w:trHeight w:val="69"/>
-        </w:trPr>
         <w:tc>
           <w:tcPr>
             <w:tcW w:w="561" w:type="dxa"/>
           </w:tcPr>
           <w:p>
             <w:pPr>
-              <w:spacing w:after="0" w:line="240" w:lineRule="auto"/>
-              <w:jc w:val="center"/>
-              <w:rPr>
-                <w:rFonts w:ascii="Times New Roman Regular" w:hAnsi="Times New Roman Regular" w:cs="Times New Roman Regular"/>
-              </w:rPr>
-            </w:pPr>
-            <w:r>
-              <w:rPr>
-                <w:rFonts w:ascii="Times New Roman Regular" w:hAnsi="Times New Roman Regular" w:cs="Times New Roman Regular"/>
-              </w:rPr>
-              <w:lastRenderedPageBreak/>
+              <w:snapToGrid w:val="0"/>
+              <w:spacing w:after="0" w:line="240" w:lineRule="auto"/>
+              <w:jc w:val="center"/>
+              <w:rPr>
+                <w:rFonts w:ascii="Times New Roman Regular" w:hAnsi="Times New Roman Regular" w:cs="Times New Roman Regular"/>
+              </w:rPr>
+            </w:pPr>
+            <w:r>
+              <w:rPr>
+                <w:rFonts w:ascii="Times New Roman Regular" w:hAnsi="Times New Roman Regular" w:cs="Times New Roman Regular"/>
+              </w:rPr>
               <w:t>11</w:t>
             </w:r>
           </w:p>
@@ -4522,6 +4588,7 @@
           </w:tcPr>
           <w:p>
             <w:pPr>
+              <w:snapToGrid w:val="0"/>
               <w:spacing w:after="0" w:line="240" w:lineRule="auto"/>
               <w:rPr>
                 <w:rFonts w:ascii="Times New Roman Regular" w:hAnsi="Times New Roman Regular" w:cs="Times New Roman Regular"/>
@@ -4590,6 +4657,7 @@
           </w:tcPr>
           <w:p>
             <w:pPr>
+              <w:snapToGrid w:val="0"/>
               <w:spacing w:after="0" w:line="240" w:lineRule="auto"/>
               <w:jc w:val="center"/>
               <w:rPr>
@@ -4629,6 +4697,7 @@
           </w:tcPr>
           <w:p>
             <w:pPr>
+              <w:snapToGrid w:val="0"/>
               <w:spacing w:after="0" w:line="240" w:lineRule="auto"/>
               <w:jc w:val="center"/>
               <w:rPr>
@@ -4649,6 +4718,7 @@
           </w:tcPr>
           <w:p>
             <w:pPr>
+              <w:snapToGrid w:val="0"/>
               <w:spacing w:after="0" w:line="240" w:lineRule="auto"/>
               <w:jc w:val="center"/>
               <w:rPr>
@@ -4665,15 +4735,13 @@
         </w:tc>
       </w:tr>
       <w:tr>
-        <w:trPr>
-          <w:trHeight w:val="69"/>
-        </w:trPr>
         <w:tc>
           <w:tcPr>
             <w:tcW w:w="561" w:type="dxa"/>
           </w:tcPr>
           <w:p>
             <w:pPr>
+              <w:snapToGrid w:val="0"/>
               <w:spacing w:after="0" w:line="240" w:lineRule="auto"/>
               <w:jc w:val="center"/>
               <w:rPr>
@@ -4695,6 +4763,7 @@
           </w:tcPr>
           <w:p>
             <w:pPr>
+              <w:snapToGrid w:val="0"/>
               <w:spacing w:after="0" w:line="240" w:lineRule="auto"/>
               <w:rPr>
                 <w:rFonts w:ascii="Times New Roman Regular" w:hAnsi="Times New Roman Regular" w:cs="Times New Roman Regular"/>
@@ -4727,6 +4796,7 @@
           </w:tcPr>
           <w:p>
             <w:pPr>
+              <w:snapToGrid w:val="0"/>
               <w:spacing w:after="0" w:line="240" w:lineRule="auto"/>
               <w:jc w:val="center"/>
               <w:rPr>
@@ -4754,6 +4824,7 @@
           </w:tcPr>
           <w:p>
             <w:pPr>
+              <w:snapToGrid w:val="0"/>
               <w:spacing w:after="0" w:line="240" w:lineRule="auto"/>
               <w:jc w:val="center"/>
               <w:rPr>
@@ -4768,6 +4839,7 @@
           </w:tcPr>
           <w:p>
             <w:pPr>
+              <w:snapToGrid w:val="0"/>
               <w:spacing w:after="0" w:line="240" w:lineRule="auto"/>
               <w:jc w:val="center"/>
               <w:rPr>
@@ -4784,15 +4856,13 @@
         </w:tc>
       </w:tr>
       <w:tr>
-        <w:trPr>
-          <w:trHeight w:val="69"/>
-        </w:trPr>
         <w:tc>
           <w:tcPr>
             <w:tcW w:w="561" w:type="dxa"/>
           </w:tcPr>
           <w:p>
             <w:pPr>
+              <w:snapToGrid w:val="0"/>
               <w:spacing w:after="0" w:line="240" w:lineRule="auto"/>
               <w:jc w:val="center"/>
               <w:rPr>
@@ -4814,6 +4884,7 @@
           </w:tcPr>
           <w:p>
             <w:pPr>
+              <w:snapToGrid w:val="0"/>
               <w:spacing w:after="0" w:line="240" w:lineRule="auto"/>
               <w:rPr>
                 <w:rFonts w:ascii="Times New Roman Regular" w:hAnsi="Times New Roman Regular" w:cs="Times New Roman Regular"/>
@@ -4834,6 +4905,7 @@
           </w:tcPr>
           <w:p>
             <w:pPr>
+              <w:snapToGrid w:val="0"/>
               <w:spacing w:after="0" w:line="240" w:lineRule="auto"/>
               <w:jc w:val="center"/>
               <w:rPr>
@@ -4861,6 +4933,7 @@
           </w:tcPr>
           <w:p>
             <w:pPr>
+              <w:snapToGrid w:val="0"/>
               <w:spacing w:after="0" w:line="240" w:lineRule="auto"/>
               <w:jc w:val="center"/>
               <w:rPr>
@@ -4893,6 +4966,7 @@
           </w:tcPr>
           <w:p>
             <w:pPr>
+              <w:snapToGrid w:val="0"/>
               <w:spacing w:after="0" w:line="240" w:lineRule="auto"/>
               <w:jc w:val="center"/>
               <w:rPr>
@@ -4911,6 +4985,7 @@
     </w:tbl>
     <w:p>
       <w:pPr>
+        <w:snapToGrid w:val="0"/>
         <w:spacing w:after="0" w:line="240" w:lineRule="auto"/>
         <w:rPr>
           <w:rFonts w:ascii="Times New Roman Regular" w:eastAsia="楷体" w:hAnsi="Times New Roman Regular" w:cs="Times New Roman Regular"/>
@@ -5082,6 +5157,7 @@
     </w:p>
     <w:p>
       <w:pPr>
+        <w:snapToGrid w:val="0"/>
         <w:spacing w:after="0" w:line="240" w:lineRule="auto"/>
         <w:rPr>
           <w:rFonts w:ascii="Times New Roman Regular" w:eastAsia="楷体" w:hAnsi="Times New Roman Regular" w:cs="Times New Roman Regular"/>
@@ -5128,6 +5204,7 @@
     </w:p>
     <w:p>
       <w:pPr>
+        <w:snapToGrid w:val="0"/>
         <w:spacing w:after="0" w:line="240" w:lineRule="auto"/>
         <w:rPr>
           <w:rFonts w:ascii="Times New Roman Regular" w:eastAsia="楷体" w:hAnsi="Times New Roman Regular" w:cs="Times New Roman Regular"/>
